--- a/6-过程管理/流程制度规范类文件/060110-容量管理制度.docx
+++ b/6-过程管理/流程制度规范类文件/060110-容量管理制度.docx
@@ -125,7 +125,7 @@
         <w:pStyle w:val="24"/>
         <w:bidi w:val="0"/>
       </w:pPr>
-      <w:bookmarkStart w:id="0" w:name="_Toc2072"/>
+      <w:bookmarkStart w:id="0" w:name="_Toc227"/>
       <w:r>
         <w:rPr>
           <w:rFonts w:hint="eastAsia"/>
@@ -144,7 +144,7 @@
           <w:lang w:val="en-US"/>
         </w:rPr>
       </w:pPr>
-      <w:bookmarkStart w:id="1" w:name="_Toc12880"/>
+      <w:bookmarkStart w:id="1" w:name="_Toc32198"/>
       <w:r>
         <w:rPr>
           <w:rFonts w:hint="eastAsia"/>
@@ -1036,12 +1036,6 @@
             <w:insideH w:val="single" w:color="000000" w:sz="2" w:space="0"/>
             <w:insideV w:val="single" w:color="000000" w:sz="2" w:space="0"/>
           </w:tblBorders>
-          <w:tblCellMar>
-            <w:top w:w="0" w:type="dxa"/>
-            <w:left w:w="0" w:type="dxa"/>
-            <w:bottom w:w="0" w:type="dxa"/>
-            <w:right w:w="0" w:type="dxa"/>
-          </w:tblCellMar>
         </w:tblPrEx>
         <w:trPr>
           <w:trHeight w:val="556" w:hRule="atLeast"/>
@@ -1119,12 +1113,6 @@
             <w:insideH w:val="single" w:color="000000" w:sz="2" w:space="0"/>
             <w:insideV w:val="single" w:color="000000" w:sz="2" w:space="0"/>
           </w:tblBorders>
-          <w:tblCellMar>
-            <w:top w:w="0" w:type="dxa"/>
-            <w:left w:w="0" w:type="dxa"/>
-            <w:bottom w:w="0" w:type="dxa"/>
-            <w:right w:w="0" w:type="dxa"/>
-          </w:tblCellMar>
         </w:tblPrEx>
         <w:trPr>
           <w:trHeight w:val="557" w:hRule="atLeast"/>
@@ -1200,12 +1188,6 @@
             <w:insideH w:val="single" w:color="000000" w:sz="2" w:space="0"/>
             <w:insideV w:val="single" w:color="000000" w:sz="2" w:space="0"/>
           </w:tblBorders>
-          <w:tblCellMar>
-            <w:top w:w="0" w:type="dxa"/>
-            <w:left w:w="0" w:type="dxa"/>
-            <w:bottom w:w="0" w:type="dxa"/>
-            <w:right w:w="0" w:type="dxa"/>
-          </w:tblCellMar>
         </w:tblPrEx>
         <w:trPr>
           <w:trHeight w:val="556" w:hRule="atLeast"/>
@@ -1281,12 +1263,6 @@
             <w:insideH w:val="single" w:color="000000" w:sz="2" w:space="0"/>
             <w:insideV w:val="single" w:color="000000" w:sz="2" w:space="0"/>
           </w:tblBorders>
-          <w:tblCellMar>
-            <w:top w:w="0" w:type="dxa"/>
-            <w:left w:w="0" w:type="dxa"/>
-            <w:bottom w:w="0" w:type="dxa"/>
-            <w:right w:w="0" w:type="dxa"/>
-          </w:tblCellMar>
         </w:tblPrEx>
         <w:trPr>
           <w:trHeight w:val="561" w:hRule="atLeast"/>
@@ -1414,6 +1390,8 @@
               <w:tab w:val="right" w:leader="dot" w:pos="8306"/>
             </w:tabs>
           </w:pPr>
+          <w:bookmarkStart w:id="21" w:name="_GoBack"/>
+          <w:bookmarkEnd w:id="21"/>
           <w:r>
             <w:rPr>
               <w:rFonts w:hint="eastAsia" w:ascii="宋体" w:hAnsi="宋体" w:eastAsia="宋体" w:cs="宋体"/>
@@ -1450,7 +1428,7 @@
               <w:rFonts w:hint="eastAsia" w:ascii="宋体" w:hAnsi="宋体" w:eastAsia="宋体" w:cs="宋体"/>
               <w:szCs w:val="24"/>
             </w:rPr>
-            <w:instrText xml:space="preserve"> HYPERLINK \l _Toc2072 </w:instrText>
+            <w:instrText xml:space="preserve"> HYPERLINK \l _Toc227 </w:instrText>
           </w:r>
           <w:r>
             <w:rPr>
@@ -1473,7 +1451,7 @@
             <w:fldChar w:fldCharType="begin"/>
           </w:r>
           <w:r>
-            <w:instrText xml:space="preserve"> PAGEREF _Toc2072 \h </w:instrText>
+            <w:instrText xml:space="preserve"> PAGEREF _Toc227 \h </w:instrText>
           </w:r>
           <w:r>
             <w:fldChar w:fldCharType="separate"/>
@@ -1511,7 +1489,7 @@
               <w:rFonts w:hint="eastAsia" w:ascii="宋体" w:hAnsi="宋体" w:eastAsia="宋体" w:cs="宋体"/>
               <w:szCs w:val="24"/>
             </w:rPr>
-            <w:instrText xml:space="preserve"> HYPERLINK \l _Toc12880 </w:instrText>
+            <w:instrText xml:space="preserve"> HYPERLINK \l _Toc32198 </w:instrText>
           </w:r>
           <w:r>
             <w:rPr>
@@ -1534,7 +1512,7 @@
             <w:fldChar w:fldCharType="begin"/>
           </w:r>
           <w:r>
-            <w:instrText xml:space="preserve"> PAGEREF _Toc12880 \h </w:instrText>
+            <w:instrText xml:space="preserve"> PAGEREF _Toc32198 \h </w:instrText>
           </w:r>
           <w:r>
             <w:fldChar w:fldCharType="separate"/>
@@ -1572,7 +1550,7 @@
               <w:rFonts w:hint="eastAsia" w:ascii="宋体" w:hAnsi="宋体" w:eastAsia="宋体" w:cs="宋体"/>
               <w:szCs w:val="24"/>
             </w:rPr>
-            <w:instrText xml:space="preserve"> HYPERLINK \l _Toc29440 </w:instrText>
+            <w:instrText xml:space="preserve"> HYPERLINK \l _Toc18878 </w:instrText>
           </w:r>
           <w:r>
             <w:rPr>
@@ -1597,7 +1575,7 @@
             <w:fldChar w:fldCharType="begin"/>
           </w:r>
           <w:r>
-            <w:instrText xml:space="preserve"> PAGEREF _Toc29440 \h </w:instrText>
+            <w:instrText xml:space="preserve"> PAGEREF _Toc18878 \h </w:instrText>
           </w:r>
           <w:r>
             <w:fldChar w:fldCharType="separate"/>
@@ -1635,7 +1613,7 @@
               <w:rFonts w:hint="eastAsia" w:ascii="宋体" w:hAnsi="宋体" w:eastAsia="宋体" w:cs="宋体"/>
               <w:szCs w:val="24"/>
             </w:rPr>
-            <w:instrText xml:space="preserve"> HYPERLINK \l _Toc29269 </w:instrText>
+            <w:instrText xml:space="preserve"> HYPERLINK \l _Toc13028 </w:instrText>
           </w:r>
           <w:r>
             <w:rPr>
@@ -1665,7 +1643,7 @@
             <w:fldChar w:fldCharType="begin"/>
           </w:r>
           <w:r>
-            <w:instrText xml:space="preserve"> PAGEREF _Toc29269 \h </w:instrText>
+            <w:instrText xml:space="preserve"> PAGEREF _Toc13028 \h </w:instrText>
           </w:r>
           <w:r>
             <w:fldChar w:fldCharType="separate"/>
@@ -1703,7 +1681,7 @@
               <w:rFonts w:hint="eastAsia" w:ascii="宋体" w:hAnsi="宋体" w:eastAsia="宋体" w:cs="宋体"/>
               <w:szCs w:val="24"/>
             </w:rPr>
-            <w:instrText xml:space="preserve"> HYPERLINK \l _Toc29144 </w:instrText>
+            <w:instrText xml:space="preserve"> HYPERLINK \l _Toc4469 </w:instrText>
           </w:r>
           <w:r>
             <w:rPr>
@@ -1735,7 +1713,7 @@
             <w:fldChar w:fldCharType="begin"/>
           </w:r>
           <w:r>
-            <w:instrText xml:space="preserve"> PAGEREF _Toc29144 \h </w:instrText>
+            <w:instrText xml:space="preserve"> PAGEREF _Toc4469 \h </w:instrText>
           </w:r>
           <w:r>
             <w:fldChar w:fldCharType="separate"/>
@@ -1773,7 +1751,7 @@
               <w:rFonts w:hint="eastAsia" w:ascii="宋体" w:hAnsi="宋体" w:eastAsia="宋体" w:cs="宋体"/>
               <w:szCs w:val="24"/>
             </w:rPr>
-            <w:instrText xml:space="preserve"> HYPERLINK \l _Toc30138 </w:instrText>
+            <w:instrText xml:space="preserve"> HYPERLINK \l _Toc25638 </w:instrText>
           </w:r>
           <w:r>
             <w:rPr>
@@ -1803,7 +1781,7 @@
             <w:fldChar w:fldCharType="begin"/>
           </w:r>
           <w:r>
-            <w:instrText xml:space="preserve"> PAGEREF _Toc30138 \h </w:instrText>
+            <w:instrText xml:space="preserve"> PAGEREF _Toc25638 \h </w:instrText>
           </w:r>
           <w:r>
             <w:fldChar w:fldCharType="separate"/>
@@ -1841,7 +1819,7 @@
               <w:rFonts w:hint="eastAsia" w:ascii="宋体" w:hAnsi="宋体" w:eastAsia="宋体" w:cs="宋体"/>
               <w:szCs w:val="24"/>
             </w:rPr>
-            <w:instrText xml:space="preserve"> HYPERLINK \l _Toc12805 </w:instrText>
+            <w:instrText xml:space="preserve"> HYPERLINK \l _Toc11161 </w:instrText>
           </w:r>
           <w:r>
             <w:rPr>
@@ -1871,7 +1849,7 @@
             <w:fldChar w:fldCharType="begin"/>
           </w:r>
           <w:r>
-            <w:instrText xml:space="preserve"> PAGEREF _Toc12805 \h </w:instrText>
+            <w:instrText xml:space="preserve"> PAGEREF _Toc11161 \h </w:instrText>
           </w:r>
           <w:r>
             <w:fldChar w:fldCharType="separate"/>
@@ -1909,7 +1887,7 @@
               <w:rFonts w:hint="eastAsia" w:ascii="宋体" w:hAnsi="宋体" w:eastAsia="宋体" w:cs="宋体"/>
               <w:szCs w:val="24"/>
             </w:rPr>
-            <w:instrText xml:space="preserve"> HYPERLINK \l _Toc30654 </w:instrText>
+            <w:instrText xml:space="preserve"> HYPERLINK \l _Toc13978 </w:instrText>
           </w:r>
           <w:r>
             <w:rPr>
@@ -1939,7 +1917,7 @@
             <w:fldChar w:fldCharType="begin"/>
           </w:r>
           <w:r>
-            <w:instrText xml:space="preserve"> PAGEREF _Toc30654 \h </w:instrText>
+            <w:instrText xml:space="preserve"> PAGEREF _Toc13978 \h </w:instrText>
           </w:r>
           <w:r>
             <w:fldChar w:fldCharType="separate"/>
@@ -1977,7 +1955,7 @@
               <w:rFonts w:hint="eastAsia" w:ascii="宋体" w:hAnsi="宋体" w:eastAsia="宋体" w:cs="宋体"/>
               <w:szCs w:val="24"/>
             </w:rPr>
-            <w:instrText xml:space="preserve"> HYPERLINK \l _Toc32628 </w:instrText>
+            <w:instrText xml:space="preserve"> HYPERLINK \l _Toc20920 </w:instrText>
           </w:r>
           <w:r>
             <w:rPr>
@@ -2007,7 +1985,7 @@
             <w:fldChar w:fldCharType="begin"/>
           </w:r>
           <w:r>
-            <w:instrText xml:space="preserve"> PAGEREF _Toc32628 \h </w:instrText>
+            <w:instrText xml:space="preserve"> PAGEREF _Toc20920 \h </w:instrText>
           </w:r>
           <w:r>
             <w:fldChar w:fldCharType="separate"/>
@@ -2045,7 +2023,7 @@
               <w:rFonts w:hint="eastAsia" w:ascii="宋体" w:hAnsi="宋体" w:eastAsia="宋体" w:cs="宋体"/>
               <w:szCs w:val="24"/>
             </w:rPr>
-            <w:instrText xml:space="preserve"> HYPERLINK \l _Toc17312 </w:instrText>
+            <w:instrText xml:space="preserve"> HYPERLINK \l _Toc27499 </w:instrText>
           </w:r>
           <w:r>
             <w:rPr>
@@ -2075,7 +2053,7 @@
             <w:fldChar w:fldCharType="begin"/>
           </w:r>
           <w:r>
-            <w:instrText xml:space="preserve"> PAGEREF _Toc17312 \h </w:instrText>
+            <w:instrText xml:space="preserve"> PAGEREF _Toc27499 \h </w:instrText>
           </w:r>
           <w:r>
             <w:fldChar w:fldCharType="separate"/>
@@ -2113,7 +2091,7 @@
               <w:rFonts w:hint="eastAsia" w:ascii="宋体" w:hAnsi="宋体" w:eastAsia="宋体" w:cs="宋体"/>
               <w:szCs w:val="24"/>
             </w:rPr>
-            <w:instrText xml:space="preserve"> HYPERLINK \l _Toc29539 </w:instrText>
+            <w:instrText xml:space="preserve"> HYPERLINK \l _Toc16094 </w:instrText>
           </w:r>
           <w:r>
             <w:rPr>
@@ -2143,7 +2121,7 @@
             <w:fldChar w:fldCharType="begin"/>
           </w:r>
           <w:r>
-            <w:instrText xml:space="preserve"> PAGEREF _Toc29539 \h </w:instrText>
+            <w:instrText xml:space="preserve"> PAGEREF _Toc16094 \h </w:instrText>
           </w:r>
           <w:r>
             <w:fldChar w:fldCharType="separate"/>
@@ -2181,7 +2159,7 @@
               <w:rFonts w:hint="eastAsia" w:ascii="宋体" w:hAnsi="宋体" w:eastAsia="宋体" w:cs="宋体"/>
               <w:szCs w:val="24"/>
             </w:rPr>
-            <w:instrText xml:space="preserve"> HYPERLINK \l _Toc1206 </w:instrText>
+            <w:instrText xml:space="preserve"> HYPERLINK \l _Toc32214 </w:instrText>
           </w:r>
           <w:r>
             <w:rPr>
@@ -2211,7 +2189,7 @@
             <w:fldChar w:fldCharType="begin"/>
           </w:r>
           <w:r>
-            <w:instrText xml:space="preserve"> PAGEREF _Toc1206 \h </w:instrText>
+            <w:instrText xml:space="preserve"> PAGEREF _Toc32214 \h </w:instrText>
           </w:r>
           <w:r>
             <w:fldChar w:fldCharType="separate"/>
@@ -2249,7 +2227,7 @@
               <w:rFonts w:hint="eastAsia" w:ascii="宋体" w:hAnsi="宋体" w:eastAsia="宋体" w:cs="宋体"/>
               <w:szCs w:val="24"/>
             </w:rPr>
-            <w:instrText xml:space="preserve"> HYPERLINK \l _Toc28314 </w:instrText>
+            <w:instrText xml:space="preserve"> HYPERLINK \l _Toc1063 </w:instrText>
           </w:r>
           <w:r>
             <w:rPr>
@@ -2279,7 +2257,7 @@
             <w:fldChar w:fldCharType="begin"/>
           </w:r>
           <w:r>
-            <w:instrText xml:space="preserve"> PAGEREF _Toc28314 \h </w:instrText>
+            <w:instrText xml:space="preserve"> PAGEREF _Toc1063 \h </w:instrText>
           </w:r>
           <w:r>
             <w:fldChar w:fldCharType="separate"/>
@@ -2317,7 +2295,7 @@
               <w:rFonts w:hint="eastAsia" w:ascii="宋体" w:hAnsi="宋体" w:eastAsia="宋体" w:cs="宋体"/>
               <w:szCs w:val="24"/>
             </w:rPr>
-            <w:instrText xml:space="preserve"> HYPERLINK \l _Toc6219 </w:instrText>
+            <w:instrText xml:space="preserve"> HYPERLINK \l _Toc6647 </w:instrText>
           </w:r>
           <w:r>
             <w:rPr>
@@ -2342,7 +2320,7 @@
             <w:fldChar w:fldCharType="begin"/>
           </w:r>
           <w:r>
-            <w:instrText xml:space="preserve"> PAGEREF _Toc6219 \h </w:instrText>
+            <w:instrText xml:space="preserve"> PAGEREF _Toc6647 \h </w:instrText>
           </w:r>
           <w:r>
             <w:fldChar w:fldCharType="separate"/>
@@ -2380,7 +2358,7 @@
               <w:rFonts w:hint="eastAsia" w:ascii="宋体" w:hAnsi="宋体" w:eastAsia="宋体" w:cs="宋体"/>
               <w:szCs w:val="24"/>
             </w:rPr>
-            <w:instrText xml:space="preserve"> HYPERLINK \l _Toc25168 </w:instrText>
+            <w:instrText xml:space="preserve"> HYPERLINK \l _Toc18158 </w:instrText>
           </w:r>
           <w:r>
             <w:rPr>
@@ -2410,7 +2388,7 @@
             <w:fldChar w:fldCharType="begin"/>
           </w:r>
           <w:r>
-            <w:instrText xml:space="preserve"> PAGEREF _Toc25168 \h </w:instrText>
+            <w:instrText xml:space="preserve"> PAGEREF _Toc18158 \h </w:instrText>
           </w:r>
           <w:r>
             <w:fldChar w:fldCharType="separate"/>
@@ -2448,7 +2426,7 @@
               <w:rFonts w:hint="eastAsia" w:ascii="宋体" w:hAnsi="宋体" w:eastAsia="宋体" w:cs="宋体"/>
               <w:szCs w:val="24"/>
             </w:rPr>
-            <w:instrText xml:space="preserve"> HYPERLINK \l _Toc30570 </w:instrText>
+            <w:instrText xml:space="preserve"> HYPERLINK \l _Toc31424 </w:instrText>
           </w:r>
           <w:r>
             <w:rPr>
@@ -2478,7 +2456,7 @@
             <w:fldChar w:fldCharType="begin"/>
           </w:r>
           <w:r>
-            <w:instrText xml:space="preserve"> PAGEREF _Toc30570 \h </w:instrText>
+            <w:instrText xml:space="preserve"> PAGEREF _Toc31424 \h </w:instrText>
           </w:r>
           <w:r>
             <w:fldChar w:fldCharType="separate"/>
@@ -2516,7 +2494,7 @@
               <w:rFonts w:hint="eastAsia" w:ascii="宋体" w:hAnsi="宋体" w:eastAsia="宋体" w:cs="宋体"/>
               <w:szCs w:val="24"/>
             </w:rPr>
-            <w:instrText xml:space="preserve"> HYPERLINK \l _Toc17740 </w:instrText>
+            <w:instrText xml:space="preserve"> HYPERLINK \l _Toc23898 </w:instrText>
           </w:r>
           <w:r>
             <w:rPr>
@@ -2546,7 +2524,7 @@
             <w:fldChar w:fldCharType="begin"/>
           </w:r>
           <w:r>
-            <w:instrText xml:space="preserve"> PAGEREF _Toc17740 \h </w:instrText>
+            <w:instrText xml:space="preserve"> PAGEREF _Toc23898 \h </w:instrText>
           </w:r>
           <w:r>
             <w:fldChar w:fldCharType="separate"/>
@@ -2618,7 +2596,7 @@
         <w:pStyle w:val="28"/>
         <w:bidi w:val="0"/>
       </w:pPr>
-      <w:bookmarkStart w:id="2" w:name="_Toc29440"/>
+      <w:bookmarkStart w:id="2" w:name="_Toc18878"/>
       <w:r>
         <w:t>目的</w:t>
       </w:r>
@@ -2659,7 +2637,7 @@
           <w:lang w:val="en-US" w:eastAsia="zh-CN"/>
         </w:rPr>
       </w:pPr>
-      <w:bookmarkStart w:id="3" w:name="_Toc29269"/>
+      <w:bookmarkStart w:id="3" w:name="_Toc13028"/>
       <w:r>
         <w:rPr>
           <w:rFonts w:hint="eastAsia"/>
@@ -2779,7 +2757,7 @@
         <w:pStyle w:val="28"/>
         <w:bidi w:val="0"/>
       </w:pPr>
-      <w:bookmarkStart w:id="4" w:name="_Toc29144"/>
+      <w:bookmarkStart w:id="4" w:name="_Toc4469"/>
       <w:r>
         <w:rPr>
           <w:rFonts w:hint="eastAsia"/>
@@ -2810,7 +2788,7 @@
           <w:lang w:val="en-US" w:eastAsia="zh-CN"/>
         </w:rPr>
       </w:pPr>
-      <w:bookmarkStart w:id="5" w:name="_Toc30138"/>
+      <w:bookmarkStart w:id="5" w:name="_Toc25638"/>
       <w:r>
         <w:rPr>
           <w:rFonts w:hint="eastAsia"/>
@@ -2829,7 +2807,7 @@
           <w:lang w:val="en-US" w:eastAsia="zh-CN"/>
         </w:rPr>
       </w:pPr>
-      <w:bookmarkStart w:id="6" w:name="_Toc12805"/>
+      <w:bookmarkStart w:id="6" w:name="_Toc11161"/>
       <w:r>
         <w:rPr>
           <w:rFonts w:hint="eastAsia"/>
@@ -2928,22 +2906,13 @@
           <w:lang w:val="en-US" w:eastAsia="zh-CN"/>
         </w:rPr>
       </w:pPr>
-      <w:bookmarkStart w:id="7" w:name="_Toc30654"/>
+      <w:bookmarkStart w:id="7" w:name="_Toc13978"/>
       <w:r>
         <w:rPr>
           <w:rFonts w:hint="eastAsia"/>
           <w:lang w:val="en-US" w:eastAsia="zh-CN"/>
         </w:rPr>
-        <w:t>运维项</w:t>
-      </w:r>
-      <w:bookmarkStart w:id="21" w:name="_GoBack"/>
-      <w:bookmarkEnd w:id="21"/>
-      <w:r>
-        <w:rPr>
-          <w:rFonts w:hint="eastAsia"/>
-          <w:lang w:val="en-US" w:eastAsia="zh-CN"/>
-        </w:rPr>
-        <w:t>目经理</w:t>
+        <w:t>运维项目经理</w:t>
       </w:r>
       <w:bookmarkEnd w:id="7"/>
     </w:p>
@@ -3001,7 +2970,7 @@
       </w:pPr>
       <w:bookmarkStart w:id="8" w:name="bookmark3"/>
       <w:bookmarkEnd w:id="8"/>
-      <w:bookmarkStart w:id="9" w:name="_Toc32628"/>
+      <w:bookmarkStart w:id="9" w:name="_Toc20920"/>
       <w:bookmarkStart w:id="10" w:name="_Toc17424"/>
       <w:r>
         <w:rPr>
@@ -3021,7 +2990,7 @@
           <w:lang w:val="en-US" w:eastAsia="zh-CN"/>
         </w:rPr>
       </w:pPr>
-      <w:bookmarkStart w:id="11" w:name="_Toc17312"/>
+      <w:bookmarkStart w:id="11" w:name="_Toc27499"/>
       <w:r>
         <w:rPr>
           <w:rFonts w:hint="eastAsia"/>
@@ -3092,7 +3061,7 @@
           <w:lang w:val="en-US" w:eastAsia="zh-CN"/>
         </w:rPr>
       </w:pPr>
-      <w:bookmarkStart w:id="12" w:name="_Toc29539"/>
+      <w:bookmarkStart w:id="12" w:name="_Toc16094"/>
       <w:r>
         <w:rPr>
           <w:rFonts w:hint="eastAsia"/>
@@ -3185,7 +3154,7 @@
           <w:lang w:val="en-US" w:eastAsia="zh-CN"/>
         </w:rPr>
       </w:pPr>
-      <w:bookmarkStart w:id="13" w:name="_Toc1206"/>
+      <w:bookmarkStart w:id="13" w:name="_Toc32214"/>
       <w:r>
         <w:rPr>
           <w:rFonts w:hint="eastAsia"/>
@@ -3220,7 +3189,7 @@
           <w:lang w:val="en-US" w:eastAsia="zh-CN"/>
         </w:rPr>
       </w:pPr>
-      <w:bookmarkStart w:id="14" w:name="_Toc28314"/>
+      <w:bookmarkStart w:id="14" w:name="_Toc1063"/>
       <w:r>
         <w:rPr>
           <w:rFonts w:hint="eastAsia"/>
@@ -3280,8 +3249,8 @@
         <w:pStyle w:val="30"/>
         <w:bidi w:val="0"/>
       </w:pPr>
-      <w:bookmarkStart w:id="15" w:name="_Toc6219"/>
-      <w:bookmarkStart w:id="16" w:name="_Toc6088"/>
+      <w:bookmarkStart w:id="15" w:name="_Toc6088"/>
+      <w:bookmarkStart w:id="16" w:name="_Toc6647"/>
       <w:r>
         <w:t>考核指标</w:t>
       </w:r>
@@ -3594,7 +3563,7 @@
           <w:lang w:val="en-US" w:eastAsia="zh-CN"/>
         </w:rPr>
       </w:pPr>
-      <w:bookmarkStart w:id="17" w:name="_Toc25168"/>
+      <w:bookmarkStart w:id="17" w:name="_Toc18158"/>
       <w:r>
         <w:rPr>
           <w:rStyle w:val="38"/>
@@ -3711,7 +3680,7 @@
       </w:pPr>
       <w:bookmarkStart w:id="18" w:name="bookmark14"/>
       <w:bookmarkEnd w:id="18"/>
-      <w:bookmarkStart w:id="19" w:name="_Toc30570"/>
+      <w:bookmarkStart w:id="19" w:name="_Toc31424"/>
       <w:r>
         <w:rPr>
           <w:rFonts w:hint="eastAsia"/>
@@ -3746,7 +3715,7 @@
           <w:lang w:val="en-US" w:eastAsia="zh-CN"/>
         </w:rPr>
       </w:pPr>
-      <w:bookmarkStart w:id="20" w:name="_Toc17740"/>
+      <w:bookmarkStart w:id="20" w:name="_Toc23898"/>
       <w:r>
         <w:rPr>
           <w:rFonts w:hint="eastAsia"/>
